--- a/src/Tests/Inputs/table_vmerge_explicit_heights/input.docx
+++ b/src/Tests/Inputs/table_vmerge_explicit_heights/input.docx
@@ -88,6 +88,9 @@
         <w:t>Total merged cell height should be 300pt (150+100+50)</w:t>
       </w:r>
     </w:p>
+    <w:sectPr>
+      <w:pgSz w:w="12240" w:h="15840"/>
+    </w:sectPr>
   </w:body>
 </w:document>
 </file>